--- a/public/CV_Julien_Lange.docx
+++ b/public/CV_Julien_Lange.docx
@@ -117,7 +117,7 @@
           <w:sz w:val="20"/>
           <w:szCs w:val="20"/>
         </w:rPr>
-        <w:t xml:space="preserve">Développeur JavaScript senior issu de l'école 42, j'ai passé près de 5 ans en mission freelance chez Fnac Darty sur des pages à fort trafic (100 000+ visites/jour). J'ai créé et maintenu des packages NPM internes de Web Components consommés par plusieurs équipes, contribué à la migration vers une architecture cloud Azure (micro-frontends server-side), et piloté la refonte complète de SMILE — le CMS interne utilisé par environ 50 éditeurs sur 8 marchés européens. Mon parcours couvre aussi le full-stack (projets en formation Camagru/Matcha, site e-commerce Next.js avec OAuth, back-end ponctuel en C# / .NET) et je cherche à élargir mon périmètre vers des missions fullstack Node.js, Next.js ou Python.</w:t>
+        <w:t xml:space="preserve">Développeur JavaScript senior issu de l'école 42, j'ai passé près de 5 ans en mission freelance chez Fnac Darty sur des pages à fort trafic (100 000+ visites/jour). J'ai créé et maintenu des packages NPM internes de Web Components consommés par plusieurs équipes, contribué à la migration vers une architecture cloud Azure (micro-frontends server-side), et piloté la refonte complète de SMILE — le CMS interne utilisé par environ 50 éditeurs sur 8 marchés européens. Mon parcours couvre aussi le full-stack (projets en formation Camagru/Matcha, site e-commerce Next.js avec OAuth, back-end en C# / .NET) et je cherche à élargir mon périmètre vers des missions fullstack Node.js, Next.js ou Python.</w:t>
       </w:r>
     </w:p>
     <w:p>
@@ -211,7 +211,7 @@
           <w:sz w:val="20"/>
           <w:szCs w:val="20"/>
         </w:rPr>
-        <w:t xml:space="preserve">React (expérience ponctuelle), Next.js (environnement connu)</w:t>
+        <w:t xml:space="preserve">React, Next.js</w:t>
       </w:r>
     </w:p>
     <w:p>
@@ -286,7 +286,7 @@
           <w:sz w:val="20"/>
           <w:szCs w:val="20"/>
         </w:rPr>
-        <w:t xml:space="preserve">Node.js (tooling + packages), C# / .NET (lecture + intégration), Python, C</w:t>
+        <w:t xml:space="preserve">Node.js (tooling + packages), C# / .NET, Python, C</w:t>
       </w:r>
     </w:p>
     <w:p>
@@ -311,7 +311,7 @@
           <w:sz w:val="20"/>
           <w:szCs w:val="20"/>
         </w:rPr>
-        <w:t xml:space="preserve">Azure (ACA, Cosmos DB, Kafka, Redis — vision fonctionnelle), VMware, Ansible</w:t>
+        <w:t xml:space="preserve">Azure (ACA, Cosmos DB, Kafka, Redis), VMware, Ansible</w:t>
       </w:r>
     </w:p>
     <w:p>
